--- a/SALE.docx
+++ b/SALE.docx
@@ -5,8 +5,9 @@
     <w:p>
       <w:pPr>
         <w:pStyle w:val="NormalWeb"/>
-        <w:jc w:val="both"/>
-        <w:rPr>
+        <w:rPr>
+          <w:b/>
+          <w:bCs/>
           <w:sz w:val="20"/>
           <w:szCs w:val="20"/>
         </w:rPr>
@@ -18,76 +19,113 @@
           <w:sz w:val="20"/>
           <w:szCs w:val="20"/>
         </w:rPr>
-        <w:t>PROJECT SALE: SIMPLE AGREEMENT FOR LIQUIDITY EXIT</w:t>
-      </w:r>
-      <w:r>
+        <w:t>SALE – SIMPLE AGREEMENT FOR LIQUIDITY EXIT</w:t>
+      </w:r>
+    </w:p>
+    <w:p>
+      <w:pPr>
+        <w:pStyle w:val="NormalWeb"/>
+        <w:jc w:val="both"/>
         <w:rPr>
           <w:sz w:val="20"/>
           <w:szCs w:val="20"/>
         </w:rPr>
-        <w:t xml:space="preserve"> </w:t>
-      </w:r>
-      <w:r>
-        <w:rPr>
-          <w:b/>
-          <w:bCs/>
+      </w:pPr>
+      <w:r>
+        <w:rPr>
+          <w:rStyle w:val="Strong"/>
+          <w:rFonts w:eastAsiaTheme="majorEastAsia"/>
           <w:sz w:val="20"/>
           <w:szCs w:val="20"/>
         </w:rPr>
-        <w:t>Architect:</w:t>
+        <w:t>LICENSE &amp; DISCLAIMER</w:t>
       </w:r>
       <w:r>
         <w:rPr>
           <w:sz w:val="20"/>
           <w:szCs w:val="20"/>
         </w:rPr>
-        <w:t xml:space="preserve"> Evan J. Lonergan </w:t>
-      </w:r>
-      <w:r>
-        <w:rPr>
-          <w:b/>
-          <w:bCs/>
+        <w:t xml:space="preserve"> Originally authored by Evan J. Lonergan, 2026.</w:t>
+      </w:r>
+    </w:p>
+    <w:p>
+      <w:pPr>
+        <w:pStyle w:val="font-claude-response-body"/>
+        <w:rPr>
           <w:sz w:val="20"/>
           <w:szCs w:val="20"/>
         </w:rPr>
-        <w:t>Creation Date:</w:t>
-      </w:r>
+      </w:pPr>
       <w:r>
         <w:rPr>
           <w:sz w:val="20"/>
           <w:szCs w:val="20"/>
         </w:rPr>
-        <w:t xml:space="preserve"> January 2026 </w:t>
-      </w:r>
-      <w:r>
-        <w:rPr>
-          <w:b/>
-          <w:bCs/>
+        <w:t xml:space="preserve">This instrument has been dedicated to the public domain under the CC0 1.0 Universal Public Domain Dedication. To the extent possible under law, the author has waived all copyright and related or neighboring rights to this instrument. You may copy, modify, and distribute this work, including for commercial purposes, without asking permission. For details, see: </w:t>
+      </w:r>
+      <w:r>
+        <w:rPr>
+          <w:rFonts w:eastAsiaTheme="majorEastAsia"/>
           <w:sz w:val="20"/>
           <w:szCs w:val="20"/>
         </w:rPr>
-        <w:t>Infrastructure:</w:t>
-      </w:r>
-      <w:r>
+        <w:t>https://creativecommons.org/publicdomain/zero/1.0/</w:t>
+      </w:r>
+    </w:p>
+    <w:p>
+      <w:pPr>
+        <w:pStyle w:val="NormalWeb"/>
+        <w:jc w:val="both"/>
         <w:rPr>
           <w:sz w:val="20"/>
           <w:szCs w:val="20"/>
         </w:rPr>
-        <w:t xml:space="preserve"> Created on personal hardware; no </w:t>
-      </w:r>
-      <w:r>
-        <w:rPr>
+      </w:pPr>
+      <w:r>
+        <w:rPr>
+          <w:b/>
+          <w:bCs/>
           <w:sz w:val="20"/>
           <w:szCs w:val="20"/>
         </w:rPr>
-        <w:t>other</w:t>
+        <w:t>DISCLAIMER OF FIRM AFFILIATION:</w:t>
       </w:r>
       <w:r>
         <w:rPr>
           <w:sz w:val="20"/>
           <w:szCs w:val="20"/>
         </w:rPr>
-        <w:t xml:space="preserve"> resources utilized.</w:t>
+        <w:t xml:space="preserve"> This Instrument was developed by the author in his personal capacity as an open-source contribution to the </w:t>
+      </w:r>
+      <w:r>
+        <w:rPr>
+          <w:sz w:val="20"/>
+          <w:szCs w:val="20"/>
+        </w:rPr>
+        <w:t xml:space="preserve">startup and </w:t>
+      </w:r>
+      <w:r>
+        <w:rPr>
+          <w:sz w:val="20"/>
+          <w:szCs w:val="20"/>
+        </w:rPr>
+        <w:t xml:space="preserve">venture capital ecosystem. </w:t>
+      </w:r>
+      <w:r>
+        <w:rPr>
+          <w:b/>
+          <w:bCs/>
+          <w:sz w:val="20"/>
+          <w:szCs w:val="20"/>
+        </w:rPr>
+        <w:t>It is NOT a work product of Michael Best &amp; Friedrich LLP.</w:t>
+      </w:r>
+      <w:r>
+        <w:rPr>
+          <w:sz w:val="20"/>
+          <w:szCs w:val="20"/>
+        </w:rPr>
+        <w:t xml:space="preserve"> No firm resources, precedents, or proprietary data were utilized in its construction.</w:t>
       </w:r>
     </w:p>
     <w:p>
@@ -95,6 +133,8 @@
         <w:pStyle w:val="NormalWeb"/>
         <w:jc w:val="both"/>
         <w:rPr>
+          <w:b/>
+          <w:bCs/>
           <w:sz w:val="20"/>
           <w:szCs w:val="20"/>
         </w:rPr>
@@ -105,126 +145,9 @@
           <w:bCs/>
           <w:sz w:val="20"/>
           <w:szCs w:val="20"/>
-        </w:rPr>
-        <w:t>LICENSE &amp; DISCLAIMER</w:t>
-      </w:r>
-      <w:r>
-        <w:rPr>
-          <w:sz w:val="20"/>
-          <w:szCs w:val="20"/>
-        </w:rPr>
-        <w:t xml:space="preserve"> Copyright © 2026 Evan J. Lonergan.</w:t>
-      </w:r>
-    </w:p>
-    <w:p>
-      <w:pPr>
-        <w:pStyle w:val="NormalWeb"/>
-        <w:jc w:val="both"/>
-        <w:rPr>
-          <w:sz w:val="20"/>
-          <w:szCs w:val="20"/>
-        </w:rPr>
-      </w:pPr>
-      <w:r>
-        <w:rPr>
-          <w:sz w:val="20"/>
-          <w:szCs w:val="20"/>
-        </w:rPr>
-        <w:t>Permission is hereby granted, free of charge, to any person obtaining a copy of this instrument and associated documentation files (the "Instrument"), to deal in the Instrument without restriction, including without limitation the rights to use, copy, modify, merge, publish, distribute, sublicense, and/or sell copies of the Instrument, and to permit persons to whom the Instrument is furnished to do so, subject to the following conditions:</w:t>
-      </w:r>
-    </w:p>
-    <w:p>
-      <w:pPr>
-        <w:pStyle w:val="NormalWeb"/>
-        <w:jc w:val="both"/>
-        <w:rPr>
-          <w:sz w:val="20"/>
-          <w:szCs w:val="20"/>
-        </w:rPr>
-      </w:pPr>
-      <w:r>
-        <w:rPr>
-          <w:sz w:val="20"/>
-          <w:szCs w:val="20"/>
-        </w:rPr>
-        <w:t>The above copyright notice and this permission notice shall be included in all copies or substantial portions of the Instrument.</w:t>
-      </w:r>
-    </w:p>
-    <w:p>
-      <w:pPr>
-        <w:pStyle w:val="NormalWeb"/>
-        <w:jc w:val="both"/>
-        <w:rPr>
-          <w:sz w:val="20"/>
-          <w:szCs w:val="20"/>
-        </w:rPr>
-      </w:pPr>
-      <w:r>
-        <w:rPr>
-          <w:b/>
-          <w:bCs/>
-          <w:sz w:val="20"/>
-          <w:szCs w:val="20"/>
-        </w:rPr>
-        <w:t>DISCLAIMER OF FIRM AFFILIATION:</w:t>
-      </w:r>
-      <w:r>
-        <w:rPr>
-          <w:sz w:val="20"/>
-          <w:szCs w:val="20"/>
-        </w:rPr>
-        <w:t xml:space="preserve"> This Instrument was developed by the author in his personal capacity as an open-source contribution to the </w:t>
-      </w:r>
-      <w:r>
-        <w:rPr>
-          <w:sz w:val="20"/>
-          <w:szCs w:val="20"/>
-        </w:rPr>
-        <w:t xml:space="preserve">startup and </w:t>
-      </w:r>
-      <w:r>
-        <w:rPr>
-          <w:sz w:val="20"/>
-          <w:szCs w:val="20"/>
-        </w:rPr>
-        <w:t xml:space="preserve">venture capital ecosystem. </w:t>
-      </w:r>
-      <w:r>
-        <w:rPr>
-          <w:b/>
-          <w:bCs/>
-          <w:sz w:val="20"/>
-          <w:szCs w:val="20"/>
-        </w:rPr>
-        <w:t>It is NOT a work product of Michael Best &amp; Friedrich LLP.</w:t>
-      </w:r>
-      <w:r>
-        <w:rPr>
-          <w:sz w:val="20"/>
-          <w:szCs w:val="20"/>
-        </w:rPr>
-        <w:t xml:space="preserve"> No firm resources, precedents, or proprietary data were utilized in its construction.</w:t>
-      </w:r>
-    </w:p>
-    <w:p>
-      <w:pPr>
-        <w:pStyle w:val="NormalWeb"/>
-        <w:jc w:val="both"/>
-        <w:rPr>
-          <w:b/>
-          <w:bCs/>
-          <w:sz w:val="20"/>
-          <w:szCs w:val="20"/>
-        </w:rPr>
-      </w:pPr>
-      <w:r>
-        <w:rPr>
-          <w:b/>
-          <w:bCs/>
-          <w:sz w:val="20"/>
-          <w:szCs w:val="20"/>
-        </w:rPr>
-        <w:t>THE INSTRUMENT IS PROVIDED "AS IS", WITHOUT WARRANTY OF ANY KIND, EXPRESS OR IMPLIED, INCLUDING BUT NOT LIMITED TO THE WARRANTIES OF MERCHANTABILITY, FITNESS FOR A PARTICULAR PURPOSE AND NONINFRINGEMENT. IN NO EVENT SHALL THE AUTHORS OR COPYRIGHT HOLDERS BE LIABLE FOR ANY CLAIM, DAMAGES OR OTHER LIABILITY, WHETHER IN AN ACTION OF CONTRACT, TORT OR OTHERWISE, ARISING FROM, OUT OF OR IN CONNECTION WITH THE INSTRUMENT OR THE USE OR OTHER DEALINGS IN THE INSTRUMENT.</w:t>
+          <w:lang w:val="en"/>
+        </w:rPr>
+        <w:t>NOT LEGAL ADVICE: This instrument is provided "as is" for informational and educational purposes only. It does not constitute legal advice and does not create an attorney-client relationship between the author and any party to this agreement. The author assumes no responsibility for any consequence of using this instrument. Deal terms should be negotiated based on the specific circumstances of each transaction, and parties should consult their own counsel before executing any binding agreement based on this form. No representation or warranty, express or implied, is made regarding the merchantability, fitness for a particular purpose, or legal sufficiency of this instrument.</w:t>
       </w:r>
       <w:r>
         <w:rPr>
@@ -489,7 +412,7 @@
         </w:rPr>
         <w:t>available at</w:t>
       </w:r>
-      <w:hyperlink r:id="rId6">
+      <w:hyperlink r:id="rId8">
         <w:r>
           <w:rPr>
             <w:rFonts w:ascii="Times New Roman" w:eastAsia="Times New Roman" w:hAnsi="Times New Roman" w:cs="Times New Roman"/>
@@ -559,6 +482,7 @@
           <w:rFonts w:ascii="Times New Roman" w:eastAsia="Times New Roman" w:hAnsi="Times New Roman" w:cs="Times New Roman"/>
         </w:rPr>
       </w:pPr>
+      <w:proofErr w:type="gramStart"/>
       <w:r>
         <w:rPr>
           <w:rFonts w:ascii="Times New Roman" w:eastAsia="Times New Roman" w:hAnsi="Times New Roman" w:cs="Times New Roman"/>
@@ -571,7 +495,52 @@
         <w:rPr>
           <w:rFonts w:ascii="Times New Roman" w:eastAsia="Times New Roman" w:hAnsi="Times New Roman" w:cs="Times New Roman"/>
         </w:rPr>
-        <w:t>, the Company has adopted a Secondary Liquidity Policy (the “</w:t>
+        <w:t>,</w:t>
+      </w:r>
+      <w:proofErr w:type="gramEnd"/>
+      <w:r>
+        <w:rPr>
+          <w:rFonts w:ascii="Times New Roman" w:eastAsia="Times New Roman" w:hAnsi="Times New Roman" w:cs="Times New Roman"/>
+        </w:rPr>
+        <w:t xml:space="preserve"> the Company</w:t>
+      </w:r>
+      <w:r>
+        <w:rPr>
+          <w:rFonts w:ascii="Times New Roman" w:eastAsia="Times New Roman" w:hAnsi="Times New Roman" w:cs="Times New Roman"/>
+        </w:rPr>
+        <w:t xml:space="preserve"> [CHOOSE ONE: </w:t>
+      </w:r>
+      <w:r>
+        <w:rPr>
+          <w:rFonts w:ascii="Times New Roman" w:eastAsia="Times New Roman" w:hAnsi="Times New Roman" w:cs="Times New Roman"/>
+        </w:rPr>
+        <w:t xml:space="preserve">desires to facilitate this transfer and provide the waivers necessary to </w:t>
+      </w:r>
+      <w:proofErr w:type="gramStart"/>
+      <w:r>
+        <w:rPr>
+          <w:rFonts w:ascii="Times New Roman" w:eastAsia="Times New Roman" w:hAnsi="Times New Roman" w:cs="Times New Roman"/>
+        </w:rPr>
+        <w:t>effect</w:t>
+      </w:r>
+      <w:proofErr w:type="gramEnd"/>
+      <w:r>
+        <w:rPr>
+          <w:rFonts w:ascii="Times New Roman" w:eastAsia="Times New Roman" w:hAnsi="Times New Roman" w:cs="Times New Roman"/>
+        </w:rPr>
+        <w:t xml:space="preserve"> this transaction</w:t>
+      </w:r>
+      <w:r>
+        <w:rPr>
+          <w:rFonts w:ascii="Times New Roman" w:eastAsia="Times New Roman" w:hAnsi="Times New Roman" w:cs="Times New Roman"/>
+        </w:rPr>
+        <w:t>/</w:t>
+      </w:r>
+      <w:r>
+        <w:rPr>
+          <w:rFonts w:ascii="Times New Roman" w:eastAsia="Times New Roman" w:hAnsi="Times New Roman" w:cs="Times New Roman"/>
+        </w:rPr>
+        <w:t>has adopted a Secondary Liquidity Policy (the “</w:t>
       </w:r>
       <w:r>
         <w:rPr>
@@ -600,6 +569,12 @@
           <w:rFonts w:ascii="Times New Roman" w:eastAsia="Times New Roman" w:hAnsi="Times New Roman" w:cs="Times New Roman"/>
         </w:rPr>
         <w:t xml:space="preserve"> this transaction</w:t>
+      </w:r>
+      <w:r>
+        <w:rPr>
+          <w:rFonts w:ascii="Times New Roman" w:eastAsia="Times New Roman" w:hAnsi="Times New Roman" w:cs="Times New Roman"/>
+        </w:rPr>
+        <w:t>]</w:t>
       </w:r>
       <w:r>
         <w:rPr>
@@ -1265,15 +1240,7 @@
           <w:i/>
           <w:iCs/>
         </w:rPr>
-        <w:t>The Purchase Price represents a negotiated discount to this Reference Price to account for lack of liquidity.</w:t>
-      </w:r>
-      <w:r>
-        <w:rPr>
-          <w:rFonts w:ascii="Times New Roman" w:eastAsia="Times New Roman" w:hAnsi="Times New Roman" w:cs="Times New Roman"/>
-          <w:i/>
-          <w:iCs/>
-        </w:rPr>
-        <w:t xml:space="preserve"> </w:t>
+        <w:t xml:space="preserve">The Purchase Price represents a negotiated discount to this Reference Price to account for lack of liquidity. </w:t>
       </w:r>
       <w:r>
         <w:rPr>
@@ -1348,13 +1315,7 @@
         <w:rPr>
           <w:rFonts w:ascii="Times New Roman" w:eastAsia="Times New Roman" w:hAnsi="Times New Roman" w:cs="Times New Roman"/>
         </w:rPr>
-        <w:t xml:space="preserve"> The</w:t>
-      </w:r>
-      <w:r>
-        <w:rPr>
-          <w:rFonts w:ascii="Times New Roman" w:eastAsia="Times New Roman" w:hAnsi="Times New Roman" w:cs="Times New Roman"/>
-        </w:rPr>
-        <w:t xml:space="preserve"> </w:t>
+        <w:t xml:space="preserve"> The </w:t>
       </w:r>
       <w:r>
         <w:rPr>
@@ -1891,7 +1852,19 @@
         <w:rPr>
           <w:rFonts w:ascii="Times New Roman" w:eastAsia="Times New Roman" w:hAnsi="Times New Roman" w:cs="Times New Roman"/>
         </w:rPr>
-        <w:t xml:space="preserve">) they are the sole record and beneficial owner of the Transferred Shares; (ii) </w:t>
+        <w:t>) they are the sole record and beneficial owner of the Transferred Shares</w:t>
+      </w:r>
+      <w:r>
+        <w:rPr>
+          <w:rFonts w:ascii="Times New Roman" w:eastAsia="Times New Roman" w:hAnsi="Times New Roman" w:cs="Times New Roman"/>
+        </w:rPr>
+        <w:t>,</w:t>
+      </w:r>
+      <w:r>
+        <w:rPr>
+          <w:rFonts w:ascii="Times New Roman" w:eastAsia="Times New Roman" w:hAnsi="Times New Roman" w:cs="Times New Roman"/>
+        </w:rPr>
+        <w:t xml:space="preserve"> (ii) </w:t>
       </w:r>
       <w:r>
         <w:rPr>
@@ -1910,13 +1883,43 @@
         <w:rPr>
           <w:rFonts w:ascii="Times New Roman" w:eastAsia="Times New Roman" w:hAnsi="Times New Roman" w:cs="Times New Roman"/>
         </w:rPr>
+        <w:t>, except as limited by bankruptcy, insolvency or other laws of general application relating to or affecting the enforcement of creditors' rights generally and general principles of equity</w:t>
+      </w:r>
+      <w:r>
+        <w:rPr>
+          <w:rFonts w:ascii="Times New Roman" w:eastAsia="Times New Roman" w:hAnsi="Times New Roman" w:cs="Times New Roman"/>
+        </w:rPr>
         <w:t xml:space="preserve">, (iii) </w:t>
       </w:r>
       <w:r>
         <w:rPr>
           <w:rFonts w:ascii="Times New Roman" w:eastAsia="Times New Roman" w:hAnsi="Times New Roman" w:cs="Times New Roman"/>
         </w:rPr>
-        <w:t>the Shares are free and clear of any liens, pledges, or encumbrances; and (i</w:t>
+        <w:t xml:space="preserve">the </w:t>
+      </w:r>
+      <w:r>
+        <w:rPr>
+          <w:rFonts w:ascii="Times New Roman" w:eastAsia="Times New Roman" w:hAnsi="Times New Roman" w:cs="Times New Roman"/>
+        </w:rPr>
+        <w:t xml:space="preserve">Transferred </w:t>
+      </w:r>
+      <w:r>
+        <w:rPr>
+          <w:rFonts w:ascii="Times New Roman" w:eastAsia="Times New Roman" w:hAnsi="Times New Roman" w:cs="Times New Roman"/>
+        </w:rPr>
+        <w:t>Shares are free and clear of any liens, pledges, or encumbrances</w:t>
+      </w:r>
+      <w:r>
+        <w:rPr>
+          <w:rFonts w:ascii="Times New Roman" w:eastAsia="Times New Roman" w:hAnsi="Times New Roman" w:cs="Times New Roman"/>
+        </w:rPr>
+        <w:t xml:space="preserve">, </w:t>
+      </w:r>
+      <w:r>
+        <w:rPr>
+          <w:rFonts w:ascii="Times New Roman" w:eastAsia="Times New Roman" w:hAnsi="Times New Roman" w:cs="Times New Roman"/>
+        </w:rPr>
+        <w:t>(i</w:t>
       </w:r>
       <w:r>
         <w:rPr>
@@ -1940,7 +1943,7 @@
         <w:rPr>
           <w:rFonts w:ascii="Times New Roman" w:eastAsia="Times New Roman" w:hAnsi="Times New Roman" w:cs="Times New Roman"/>
         </w:rPr>
-        <w:t xml:space="preserve">, and (v) </w:t>
+        <w:t xml:space="preserve">, (v) </w:t>
       </w:r>
       <w:r>
         <w:rPr>
@@ -1989,6 +1992,18 @@
           <w:rFonts w:ascii="Times New Roman" w:eastAsia="Times New Roman" w:hAnsi="Times New Roman" w:cs="Times New Roman"/>
         </w:rPr>
         <w:t>in a form reasonably acceptable to the Company</w:t>
+      </w:r>
+      <w:r>
+        <w:rPr>
+          <w:rFonts w:ascii="Times New Roman" w:eastAsia="Times New Roman" w:hAnsi="Times New Roman" w:cs="Times New Roman"/>
+        </w:rPr>
+        <w:t xml:space="preserve">, and </w:t>
+      </w:r>
+      <w:r>
+        <w:rPr>
+          <w:rFonts w:ascii="Times New Roman" w:eastAsia="Times New Roman" w:hAnsi="Times New Roman" w:cs="Times New Roman"/>
+        </w:rPr>
+        <w:t>(vi) the execution, delivery, and performance of this SALE and the consummation of the transactions contemplated hereby will not conflict with, result in a breach of, or constitute a default under any agreement, instrument, order, judgment, or decree to which Seller is a party or by which Seller or the Transferred Shares are bound</w:t>
       </w:r>
       <w:r>
         <w:rPr>
@@ -2150,7 +2165,7 @@
           <w:rFonts w:ascii="Times New Roman" w:hAnsi="Times New Roman" w:cs="Times New Roman"/>
           <w:lang w:val="en-US"/>
         </w:rPr>
-        <w:t xml:space="preserve">, and (iii) </w:t>
+        <w:t xml:space="preserve">, (iii) </w:t>
       </w:r>
       <w:r>
         <w:rPr>
@@ -2186,13 +2201,33 @@
         <w:rPr>
           <w:rFonts w:ascii="Times New Roman" w:hAnsi="Times New Roman" w:cs="Times New Roman"/>
         </w:rPr>
+        <w:t xml:space="preserve">, and </w:t>
+      </w:r>
+      <w:r>
+        <w:rPr>
+          <w:rFonts w:ascii="Times New Roman" w:hAnsi="Times New Roman" w:cs="Times New Roman"/>
+        </w:rPr>
+        <w:t>(iv) the execution, delivery, and performance of this SALE and the consummation of the transactions contemplated hereby will not conflict with, result in a breach of, or constitute a default under any agreement, instrument, order, judgment, or decree to which Buyer is a party or by which Buyer is bound</w:t>
+      </w:r>
+      <w:r>
+        <w:rPr>
+          <w:rFonts w:ascii="Times New Roman" w:hAnsi="Times New Roman" w:cs="Times New Roman"/>
+        </w:rPr>
         <w:t xml:space="preserve">. </w:t>
       </w:r>
-      <w:r>
-        <w:rPr>
-          <w:rFonts w:ascii="Times New Roman" w:hAnsi="Times New Roman" w:cs="Times New Roman"/>
-        </w:rPr>
-        <w:t xml:space="preserve">Buyer </w:t>
+      <w:proofErr w:type="spellStart"/>
+      <w:r>
+        <w:rPr>
+          <w:rFonts w:ascii="Times New Roman" w:hAnsi="Times New Roman" w:cs="Times New Roman"/>
+        </w:rPr>
+        <w:t>Buyer</w:t>
+      </w:r>
+      <w:proofErr w:type="spellEnd"/>
+      <w:r>
+        <w:rPr>
+          <w:rFonts w:ascii="Times New Roman" w:hAnsi="Times New Roman" w:cs="Times New Roman"/>
+        </w:rPr>
+        <w:t xml:space="preserve"> </w:t>
       </w:r>
       <w:r>
         <w:rPr>
@@ -2296,13 +2331,7 @@
         <w:rPr>
           <w:rFonts w:ascii="Times New Roman" w:eastAsia="Times New Roman" w:hAnsi="Times New Roman" w:cs="Times New Roman"/>
         </w:rPr>
-        <w:t>) Buyer shall have no obligation to purchase the Transferred Shares; (ii) Seller shall have no obligation to transfer the Transferred Shares; and (iii) neither Party shall have any liability to the other by reason of such termination, except for any breach occurring prior to termination</w:t>
-      </w:r>
-      <w:r>
-        <w:rPr>
-          <w:rFonts w:ascii="Times New Roman" w:eastAsia="Times New Roman" w:hAnsi="Times New Roman" w:cs="Times New Roman"/>
-        </w:rPr>
-        <w:t>.</w:t>
+        <w:t>) Buyer shall have no obligation to purchase the Transferred Shares; (ii) Seller shall have no obligation to transfer the Transferred Shares; and (iii) neither Party shall have any liability to the other by reason of such termination, except for any breach occurring prior to termination.</w:t>
       </w:r>
     </w:p>
     <w:p>
@@ -2357,7 +2386,19 @@
         <w:rPr>
           <w:rFonts w:ascii="Times New Roman" w:eastAsia="Times New Roman" w:hAnsi="Times New Roman" w:cs="Times New Roman"/>
         </w:rPr>
-        <w:t xml:space="preserve">f Seller is a current or former employee of the Company, Seller acknowledges that the sale of the Transferred Shares may trigger federal, state, or local income or employment tax withholding obligations. Seller hereby authorizes the Company to deduct any such required withholding from the Purchase Price before remitting Net Proceeds to Seller at </w:t>
+        <w:t xml:space="preserve">f Seller is a current or former employee of the Company, Seller acknowledges that the sale of the Transferred Shares may trigger federal, state, or local income or employment tax withholding obligations. Seller hereby authorizes the Company to deduct any such required withholding from the Purchase Price before remitting </w:t>
+      </w:r>
+      <w:r>
+        <w:rPr>
+          <w:rFonts w:ascii="Times New Roman" w:eastAsia="Times New Roman" w:hAnsi="Times New Roman" w:cs="Times New Roman"/>
+        </w:rPr>
+        <w:t>the remaining balance of the Purchase Price</w:t>
+      </w:r>
+      <w:r>
+        <w:rPr>
+          <w:rFonts w:ascii="Times New Roman" w:eastAsia="Times New Roman" w:hAnsi="Times New Roman" w:cs="Times New Roman"/>
+        </w:rPr>
+        <w:t xml:space="preserve"> to Seller at </w:t>
       </w:r>
       <w:proofErr w:type="gramStart"/>
       <w:r>
@@ -2408,7 +2449,14 @@
         <w:rPr>
           <w:rFonts w:ascii="Times New Roman" w:eastAsia="Times New Roman" w:hAnsi="Times New Roman" w:cs="Times New Roman"/>
         </w:rPr>
-        <w:t xml:space="preserve"> SALE shall be governed by and construed in accordance with the Delaware General Corporation Law and the laws of the State of Delaware (without regard to conflict of law principles). Each Party irrevocably consents to the exclusive jurisdiction of the state and federal courts sitting in Delaware for any dispute arising hereunder</w:t>
+        <w:t xml:space="preserve"> SALE shall be governed by and construed in accordance with the Delaware General Corporation Law and the laws of the State of Delaware (without regard to conflict </w:t>
+      </w:r>
+      <w:r>
+        <w:rPr>
+          <w:rFonts w:ascii="Times New Roman" w:eastAsia="Times New Roman" w:hAnsi="Times New Roman" w:cs="Times New Roman"/>
+        </w:rPr>
+        <w:lastRenderedPageBreak/>
+        <w:t>of law principles). Each Party irrevocably consents to the exclusive jurisdiction of the state and federal courts sitting in Delaware for any dispute arising hereunder</w:t>
       </w:r>
       <w:r>
         <w:rPr>
@@ -2470,7 +2518,6 @@
           <w:b/>
           <w:bCs/>
         </w:rPr>
-        <w:lastRenderedPageBreak/>
         <w:t>Construction; Validity</w:t>
       </w:r>
       <w:r>
@@ -2505,7 +2552,13 @@
         <w:rPr>
           <w:rFonts w:ascii="Times New Roman" w:eastAsia="Times New Roman" w:hAnsi="Times New Roman" w:cs="Times New Roman"/>
         </w:rPr>
-        <w:t>This SALE may be executed via electronic signature (</w:t>
+        <w:t xml:space="preserve">This SALE may be executed in one or more counterparts, </w:t>
+      </w:r>
+      <w:r>
+        <w:rPr>
+          <w:rFonts w:ascii="Times New Roman" w:eastAsia="Times New Roman" w:hAnsi="Times New Roman" w:cs="Times New Roman"/>
+        </w:rPr>
+        <w:t>via electronic signature (</w:t>
       </w:r>
       <w:r>
         <w:rPr>
@@ -2525,7 +2578,19 @@
         <w:rPr>
           <w:rFonts w:ascii="Times New Roman" w:eastAsia="Times New Roman" w:hAnsi="Times New Roman" w:cs="Times New Roman"/>
         </w:rPr>
-        <w:t>), which shall be deemed an original</w:t>
+        <w:t xml:space="preserve">), </w:t>
+      </w:r>
+      <w:r>
+        <w:rPr>
+          <w:rFonts w:ascii="Times New Roman" w:eastAsia="Times New Roman" w:hAnsi="Times New Roman" w:cs="Times New Roman"/>
+        </w:rPr>
+        <w:t xml:space="preserve">each of </w:t>
+      </w:r>
+      <w:r>
+        <w:rPr>
+          <w:rFonts w:ascii="Times New Roman" w:eastAsia="Times New Roman" w:hAnsi="Times New Roman" w:cs="Times New Roman"/>
+        </w:rPr>
+        <w:t>which shall be deemed an original</w:t>
       </w:r>
       <w:r>
         <w:rPr>
@@ -2725,7 +2790,23 @@
           <w:b/>
           <w:bCs/>
         </w:rPr>
-        <w:t>COMPANY]</w:t>
+        <w:t>COMPANY</w:t>
+      </w:r>
+      <w:r>
+        <w:rPr>
+          <w:rFonts w:ascii="Times New Roman" w:eastAsia="Times New Roman" w:hAnsi="Times New Roman" w:cs="Times New Roman"/>
+          <w:b/>
+          <w:bCs/>
+        </w:rPr>
+        <w:t xml:space="preserve"> NAME</w:t>
+      </w:r>
+      <w:r>
+        <w:rPr>
+          <w:rFonts w:ascii="Times New Roman" w:eastAsia="Times New Roman" w:hAnsi="Times New Roman" w:cs="Times New Roman"/>
+          <w:b/>
+          <w:bCs/>
+        </w:rPr>
+        <w:t>]</w:t>
       </w:r>
     </w:p>
     <w:p>
@@ -3150,11 +3231,11 @@
           <w:rFonts w:ascii="Times New Roman" w:eastAsia="Times New Roman" w:hAnsi="Times New Roman" w:cs="Times New Roman"/>
         </w:rPr>
         <w:sectPr>
-          <w:headerReference w:type="default" r:id="rId7"/>
-          <w:footerReference w:type="even" r:id="rId8"/>
-          <w:footerReference w:type="default" r:id="rId9"/>
-          <w:headerReference w:type="first" r:id="rId10"/>
-          <w:footerReference w:type="first" r:id="rId11"/>
+          <w:headerReference w:type="default" r:id="rId9"/>
+          <w:footerReference w:type="even" r:id="rId10"/>
+          <w:footerReference w:type="default" r:id="rId11"/>
+          <w:headerReference w:type="first" r:id="rId12"/>
+          <w:footerReference w:type="first" r:id="rId13"/>
           <w:pgSz w:w="12240" w:h="15840"/>
           <w:pgMar w:top="1440" w:right="1440" w:bottom="1440" w:left="1440" w:header="720" w:footer="720" w:gutter="0"/>
           <w:pgNumType w:start="1"/>
@@ -3190,6 +3271,19 @@
       </w:r>
     </w:p>
     <w:p/>
+    <w:p>
+      <w:pPr>
+        <w:rPr>
+          <w:rFonts w:ascii="Times New Roman" w:hAnsi="Times New Roman" w:cs="Times New Roman"/>
+        </w:rPr>
+      </w:pPr>
+      <w:r>
+        <w:rPr>
+          <w:rFonts w:ascii="Times New Roman" w:hAnsi="Times New Roman" w:cs="Times New Roman"/>
+        </w:rPr>
+        <w:t>Bank Name: _____ / Account Number: _____ / Routing Number: _____ / Account Holder: _____</w:t>
+      </w:r>
+    </w:p>
     <w:sectPr>
       <w:pgSz w:w="12240" w:h="15840"/>
       <w:pgMar w:top="1440" w:right="1440" w:bottom="1440" w:left="1440" w:header="720" w:footer="720" w:gutter="0"/>
@@ -3199,6 +3293,31 @@
     </w:sectPr>
   </w:body>
 </w:document>
+</file>
+
+<file path=word/endnotes.xml><?xml version="1.0" encoding="utf-8"?>
+<w:endnotes xmlns:wpc="http://schemas.microsoft.com/office/word/2010/wordprocessingCanvas" xmlns:cx="http://schemas.microsoft.com/office/drawing/2014/chartex" xmlns:cx1="http://schemas.microsoft.com/office/drawing/2015/9/8/chartex" xmlns:cx2="http://schemas.microsoft.com/office/drawing/2015/10/21/chartex" xmlns:cx3="http://schemas.microsoft.com/office/drawing/2016/5/9/chartex" xmlns:cx4="http://schemas.microsoft.com/office/drawing/2016/5/10/chartex" xmlns:cx5="http://schemas.microsoft.com/office/drawing/2016/5/11/chartex" xmlns:cx6="http://schemas.microsoft.com/office/drawing/2016/5/12/chartex" xmlns:cx7="http://schemas.microsoft.com/office/drawing/2016/5/13/chartex" xmlns:cx8="http://schemas.microsoft.com/office/drawing/2016/5/14/chartex" xmlns:mc="http://schemas.openxmlformats.org/markup-compatibility/2006" xmlns:aink="http://schemas.microsoft.com/office/drawing/2016/ink" xmlns:am3d="http://schemas.microsoft.com/office/drawing/2017/model3d" xmlns:o="urn:schemas-microsoft-com:office:office" xmlns:oel="http://schemas.microsoft.com/office/2019/extlst" xmlns:r="http://schemas.openxmlformats.org/officeDocument/2006/relationships" xmlns:m="http://schemas.openxmlformats.org/officeDocument/2006/math" xmlns:v="urn:schemas-microsoft-com:vml" xmlns:wp14="http://schemas.microsoft.com/office/word/2010/wordprocessingDrawing" xmlns:wp="http://schemas.openxmlformats.org/drawingml/2006/wordprocessingDrawing" xmlns:w10="urn:schemas-microsoft-com:office:word" xmlns:w="http://schemas.openxmlformats.org/wordprocessingml/2006/main" xmlns:w14="http://schemas.microsoft.com/office/word/2010/wordml" xmlns:w15="http://schemas.microsoft.com/office/word/2012/wordml" xmlns:w16cex="http://schemas.microsoft.com/office/word/2018/wordml/cex" xmlns:w16cid="http://schemas.microsoft.com/office/word/2016/wordml/cid" xmlns:w16="http://schemas.microsoft.com/office/word/2018/wordml" xmlns:w16du="http://schemas.microsoft.com/office/word/2023/wordml/word16du" xmlns:w16sdtdh="http://schemas.microsoft.com/office/word/2020/wordml/sdtdatahash" xmlns:w16sdtfl="http://schemas.microsoft.com/office/word/2024/wordml/sdtformatlock" xmlns:w16se="http://schemas.microsoft.com/office/word/2015/wordml/symex" xmlns:wpg="http://schemas.microsoft.com/office/word/2010/wordprocessingGroup" xmlns:wpi="http://schemas.microsoft.com/office/word/2010/wordprocessingInk" xmlns:wne="http://schemas.microsoft.com/office/word/2006/wordml" xmlns:wps="http://schemas.microsoft.com/office/word/2010/wordprocessingShape" mc:Ignorable="w14 w15 w16se w16cid w16 w16cex w16sdtdh w16sdtfl w16du wp14">
+  <w:endnote w:type="separator" w:id="-1">
+    <w:p>
+      <w:pPr>
+        <w:spacing w:line="240" w:lineRule="auto"/>
+      </w:pPr>
+      <w:r>
+        <w:separator/>
+      </w:r>
+    </w:p>
+  </w:endnote>
+  <w:endnote w:type="continuationSeparator" w:id="0">
+    <w:p>
+      <w:pPr>
+        <w:spacing w:line="240" w:lineRule="auto"/>
+      </w:pPr>
+      <w:r>
+        <w:continuationSeparator/>
+      </w:r>
+    </w:p>
+  </w:endnote>
+</w:endnotes>
 </file>
 
 <file path=word/footer1.xml><?xml version="1.0" encoding="utf-8"?>
@@ -3349,17 +3468,16 @@
         <w:sz w:val="18"/>
         <w:szCs w:val="18"/>
       </w:rPr>
-      <w:t xml:space="preserve">© 2026 Evan Lonergan. This instrument is provided under the MIT License/Creative Commons Attribution 4.0 International: </w:t>
+      <w:t xml:space="preserve">Originally authored by Evan J. Lonergan, 2026. Dedicated to the public domain under </w:t>
     </w:r>
-    <w:hyperlink r:id="rId1">
-      <w:r>
-        <w:rPr>
-          <w:color w:val="1155CC"/>
+    <w:hyperlink r:id="rId1" w:history="1">
+      <w:r>
+        <w:rPr>
+          <w:rStyle w:val="Hyperlink"/>
           <w:sz w:val="18"/>
           <w:szCs w:val="18"/>
-          <w:u w:val="single"/>
-        </w:rPr>
-        <w:t>https://creativecommons.org/licenses/by-nd/4.0/legalcode</w:t>
+        </w:rPr>
+        <w:t>CC0 1.0 Universal</w:t>
       </w:r>
     </w:hyperlink>
     <w:r>
@@ -3367,10 +3485,42 @@
         <w:sz w:val="18"/>
         <w:szCs w:val="18"/>
       </w:rPr>
-      <w:t>. It is an open-source standard for the venture community and is not the proprietary work product of any law firm. You may modify this form so you can use it in transactions, but please do not publicly disseminate a modified version of the form without prior approval.</w:t>
+      <w:t>. This is an open-source standard for the venture community and is not the proprietary work product of any law firm. Not legal advice</w:t>
+    </w:r>
+    <w:r>
+      <w:rPr>
+        <w:sz w:val="18"/>
+        <w:szCs w:val="18"/>
+      </w:rPr>
+      <w:t>.</w:t>
     </w:r>
   </w:p>
 </w:ftr>
+</file>
+
+<file path=word/footnotes.xml><?xml version="1.0" encoding="utf-8"?>
+<w:footnotes xmlns:wpc="http://schemas.microsoft.com/office/word/2010/wordprocessingCanvas" xmlns:cx="http://schemas.microsoft.com/office/drawing/2014/chartex" xmlns:cx1="http://schemas.microsoft.com/office/drawing/2015/9/8/chartex" xmlns:cx2="http://schemas.microsoft.com/office/drawing/2015/10/21/chartex" xmlns:cx3="http://schemas.microsoft.com/office/drawing/2016/5/9/chartex" xmlns:cx4="http://schemas.microsoft.com/office/drawing/2016/5/10/chartex" xmlns:cx5="http://schemas.microsoft.com/office/drawing/2016/5/11/chartex" xmlns:cx6="http://schemas.microsoft.com/office/drawing/2016/5/12/chartex" xmlns:cx7="http://schemas.microsoft.com/office/drawing/2016/5/13/chartex" xmlns:cx8="http://schemas.microsoft.com/office/drawing/2016/5/14/chartex" xmlns:mc="http://schemas.openxmlformats.org/markup-compatibility/2006" xmlns:aink="http://schemas.microsoft.com/office/drawing/2016/ink" xmlns:am3d="http://schemas.microsoft.com/office/drawing/2017/model3d" xmlns:o="urn:schemas-microsoft-com:office:office" xmlns:oel="http://schemas.microsoft.com/office/2019/extlst" xmlns:r="http://schemas.openxmlformats.org/officeDocument/2006/relationships" xmlns:m="http://schemas.openxmlformats.org/officeDocument/2006/math" xmlns:v="urn:schemas-microsoft-com:vml" xmlns:wp14="http://schemas.microsoft.com/office/word/2010/wordprocessingDrawing" xmlns:wp="http://schemas.openxmlformats.org/drawingml/2006/wordprocessingDrawing" xmlns:w10="urn:schemas-microsoft-com:office:word" xmlns:w="http://schemas.openxmlformats.org/wordprocessingml/2006/main" xmlns:w14="http://schemas.microsoft.com/office/word/2010/wordml" xmlns:w15="http://schemas.microsoft.com/office/word/2012/wordml" xmlns:w16cex="http://schemas.microsoft.com/office/word/2018/wordml/cex" xmlns:w16cid="http://schemas.microsoft.com/office/word/2016/wordml/cid" xmlns:w16="http://schemas.microsoft.com/office/word/2018/wordml" xmlns:w16du="http://schemas.microsoft.com/office/word/2023/wordml/word16du" xmlns:w16sdtdh="http://schemas.microsoft.com/office/word/2020/wordml/sdtdatahash" xmlns:w16sdtfl="http://schemas.microsoft.com/office/word/2024/wordml/sdtformatlock" xmlns:w16se="http://schemas.microsoft.com/office/word/2015/wordml/symex" xmlns:wpg="http://schemas.microsoft.com/office/word/2010/wordprocessingGroup" xmlns:wpi="http://schemas.microsoft.com/office/word/2010/wordprocessingInk" xmlns:wne="http://schemas.microsoft.com/office/word/2006/wordml" xmlns:wps="http://schemas.microsoft.com/office/word/2010/wordprocessingShape" mc:Ignorable="w14 w15 w16se w16cid w16 w16cex w16sdtdh w16sdtfl w16du wp14">
+  <w:footnote w:type="separator" w:id="-1">
+    <w:p>
+      <w:pPr>
+        <w:spacing w:line="240" w:lineRule="auto"/>
+      </w:pPr>
+      <w:r>
+        <w:separator/>
+      </w:r>
+    </w:p>
+  </w:footnote>
+  <w:footnote w:type="continuationSeparator" w:id="0">
+    <w:p>
+      <w:pPr>
+        <w:spacing w:line="240" w:lineRule="auto"/>
+      </w:pPr>
+      <w:r>
+        <w:continuationSeparator/>
+      </w:r>
+    </w:p>
+  </w:footnote>
+</w:footnotes>
 </file>
 
 <file path=word/header1.xml><?xml version="1.0" encoding="utf-8"?>
@@ -3388,7 +3538,21 @@
         <w:sz w:val="18"/>
         <w:szCs w:val="18"/>
       </w:rPr>
-      <w:t>Version 0.1 (beta)</w:t>
+      <w:t xml:space="preserve">Version </w:t>
+    </w:r>
+    <w:r>
+      <w:rPr>
+        <w:sz w:val="18"/>
+        <w:szCs w:val="18"/>
+      </w:rPr>
+      <w:t>1.0</w:t>
+    </w:r>
+    <w:r>
+      <w:rPr>
+        <w:sz w:val="18"/>
+        <w:szCs w:val="18"/>
+      </w:rPr>
+      <w:t xml:space="preserve"> (beta)</w:t>
     </w:r>
   </w:p>
 </w:hdr>
@@ -3409,7 +3573,21 @@
         <w:sz w:val="18"/>
         <w:szCs w:val="18"/>
       </w:rPr>
-      <w:t>Version 0.1 (beta)</w:t>
+      <w:t xml:space="preserve">Version </w:t>
+    </w:r>
+    <w:r>
+      <w:rPr>
+        <w:sz w:val="18"/>
+        <w:szCs w:val="18"/>
+      </w:rPr>
+      <w:t>1.0</w:t>
+    </w:r>
+    <w:r>
+      <w:rPr>
+        <w:sz w:val="18"/>
+        <w:szCs w:val="18"/>
+      </w:rPr>
+      <w:t xml:space="preserve"> (beta)</w:t>
     </w:r>
   </w:p>
 </w:hdr>
@@ -4755,6 +4933,84 @@
       </w:numPr>
     </w:pPr>
   </w:style>
+  <w:style w:type="paragraph" w:customStyle="1" w:styleId="font-claude-response-body">
+    <w:name w:val="font-claude-response-body"/>
+    <w:basedOn w:val="Normal"/>
+    <w:rsid w:val="00654A91"/>
+    <w:pPr>
+      <w:spacing w:before="100" w:beforeAutospacing="1" w:after="100" w:afterAutospacing="1" w:line="240" w:lineRule="auto"/>
+    </w:pPr>
+    <w:rPr>
+      <w:rFonts w:ascii="Times New Roman" w:eastAsia="Times New Roman" w:hAnsi="Times New Roman" w:cs="Times New Roman"/>
+      <w:sz w:val="24"/>
+      <w:szCs w:val="24"/>
+      <w:lang w:val="en-US"/>
+    </w:rPr>
+  </w:style>
+  <w:style w:type="character" w:styleId="Strong">
+    <w:name w:val="Strong"/>
+    <w:basedOn w:val="DefaultParagraphFont"/>
+    <w:uiPriority w:val="22"/>
+    <w:qFormat/>
+    <w:rsid w:val="00654A91"/>
+    <w:rPr>
+      <w:b/>
+      <w:bCs/>
+    </w:rPr>
+  </w:style>
+  <w:style w:type="character" w:styleId="Hyperlink">
+    <w:name w:val="Hyperlink"/>
+    <w:basedOn w:val="DefaultParagraphFont"/>
+    <w:uiPriority w:val="99"/>
+    <w:unhideWhenUsed/>
+    <w:rsid w:val="00654A91"/>
+    <w:rPr>
+      <w:color w:val="0000FF"/>
+      <w:u w:val="single"/>
+    </w:rPr>
+  </w:style>
+  <w:style w:type="paragraph" w:styleId="Header">
+    <w:name w:val="header"/>
+    <w:basedOn w:val="Normal"/>
+    <w:link w:val="HeaderChar"/>
+    <w:uiPriority w:val="99"/>
+    <w:unhideWhenUsed/>
+    <w:rsid w:val="00654A91"/>
+    <w:pPr>
+      <w:tabs>
+        <w:tab w:val="center" w:pos="4680"/>
+        <w:tab w:val="right" w:pos="9360"/>
+      </w:tabs>
+      <w:spacing w:line="240" w:lineRule="auto"/>
+    </w:pPr>
+  </w:style>
+  <w:style w:type="character" w:customStyle="1" w:styleId="HeaderChar">
+    <w:name w:val="Header Char"/>
+    <w:basedOn w:val="DefaultParagraphFont"/>
+    <w:link w:val="Header"/>
+    <w:uiPriority w:val="99"/>
+    <w:rsid w:val="00654A91"/>
+    <w:rPr>
+      <w:rFonts w:ascii="Arial" w:eastAsia="Arial" w:hAnsi="Arial" w:cs="Arial"/>
+      <w:kern w:val="0"/>
+      <w:sz w:val="22"/>
+      <w:szCs w:val="22"/>
+      <w:lang w:val="en"/>
+      <w14:ligatures w14:val="none"/>
+    </w:rPr>
+  </w:style>
+  <w:style w:type="character" w:styleId="UnresolvedMention">
+    <w:name w:val="Unresolved Mention"/>
+    <w:basedOn w:val="DefaultParagraphFont"/>
+    <w:uiPriority w:val="99"/>
+    <w:semiHidden/>
+    <w:unhideWhenUsed/>
+    <w:rsid w:val="00654A91"/>
+    <w:rPr>
+      <w:color w:val="605E5C"/>
+      <w:shd w:val="clear" w:color="auto" w:fill="E1DFDD"/>
+    </w:rPr>
+  </w:style>
 </w:styles>
 </file>
 
